--- a/Tailored_CVs/Shinoy_Mammoet_Scrum_Master.docx
+++ b/Tailored_CVs/Shinoy_Mammoet_Scrum_Master.docx
@@ -70,7 +70,7 @@
           <w:b w:val="0"/>
           <w:sz w:val="19"/>
         </w:rPr>
-        <w:t>Scrum Master and QA Automation Engineer with over 8 years of experience in global environments. I facilitate Agile teams, help remove blockers, and guide stakeholders to align business needs with technical delivery. While my background is rooted in technical testing and CI/CD pipelines, I regularly run standups, partner with Product Owners, and focus on improving team processes.</w:t>
+        <w:t>I am an experienced QA automation engineer with a strong background in guiding Agile teams and aligning with Product Owners. Currently preparing for my PSPO certification, I help bridge the gap between technical execution and business needs. I look forward to supporting your IT applications team in Schiedam.</w:t>
       </w:r>
     </w:p>
     <w:p>
@@ -288,7 +288,7 @@
           <w:b w:val="0"/>
           <w:sz w:val="18"/>
         </w:rPr>
-        <w:t>▸ Facilitated agile standups, sprint reviews, and stakeholder connects to translate business requirements into actionable technical strategies.</w:t>
+        <w:t>▸ Facilitated daily standups and managed product owner connects to translate business requirements into actionable technical strategies for crossfunctional teams.</w:t>
       </w:r>
     </w:p>
     <w:p>
@@ -301,7 +301,7 @@
           <w:b w:val="0"/>
           <w:sz w:val="18"/>
         </w:rPr>
-        <w:t>▸ Partnered with crossfunctional teams to identify operational bottlenecks and improve overall workflow efficiency.</w:t>
+        <w:t>▸ Guided Agile teams in identifying bottlenecks, removing impediments, and improving sprint delivery cycles within regulated financial environments.</w:t>
       </w:r>
     </w:p>
     <w:p>
@@ -314,7 +314,7 @@
           <w:b w:val="0"/>
           <w:sz w:val="18"/>
         </w:rPr>
-        <w:t>▸ Coached team members on agile principles and continuous improvement while preparing for the PSPO certification.</w:t>
+        <w:t>▸ Collaborated closely with site reliability and development teams to clarify release objectives and user stories prior to deployment.</w:t>
       </w:r>
     </w:p>
     <w:p>
@@ -327,7 +327,7 @@
           <w:b w:val="0"/>
           <w:sz w:val="18"/>
         </w:rPr>
-        <w:t>▸ Managed release objectives and coordinated crossteam dependencies to ensure smooth software delivery cycles.</w:t>
+        <w:t>▸ Streamlined test generation processes and deployment scripts using AI tooling like Gemini Code Assist to improve team efficiency.</w:t>
       </w:r>
     </w:p>
     <w:p>
